--- a/Законы/Измененные_ACT/ACT. Устав SANG — Изменения в Устав San-Andreas National Guard.docx
+++ b/Законы/Измененные_ACT/ACT. Устав SANG — Изменения в Устав San-Andreas National Guard.docx
@@ -614,7 +614,7 @@
                 <w:szCs w:val="24"/>
                 <w:shd w:val="clear" w:color="auto" w:fill="D9EAD3"/>
               </w:rPr>
-              <w:t xml:space="preserve">и дополнения в действующий Устав SANG вносятся Генералом SANG (General) или лицом, исполняющим его обязанности (ВрИО), и подлежат обязательному утверждению Генеральным прокурором штата San-Andreas либо его заместителем в соответствии с частью 1 статьи 41 Конституции штата San-Andreas.</w:t>
+              <w:t xml:space="preserve">и дополнения в действующий Устав SANG вносятся Генералом SANG (General) или лицом, исполняющим его обязанности (ВрИО), и подлежат обязательному утверждению Генеральным прокурором штата San-Andreas либо его заместителем в соответствии с действующим законодательством штата San-Andreas.</w:t>
             </w:r>
           </w:p>
           <w:p>
@@ -881,7 +881,7 @@
                 <w:szCs w:val="24"/>
                 <w:shd w:val="clear" w:color="auto" w:fill="D9EAD3"/>
               </w:rPr>
-              <w:t xml:space="preserve">Военнослужащие подразделения Military Police (MP) вправе проводить плановый личный обыск военнослужащих SANG и их служебного транспорта не чаще одного раза в неделю, а также внеплановый обыск при наличии обоснованных подозрений в незаконном обороте предметов — исключительно по согласованию с Генералом SANG или его заместителями в соответствии со статьёй 5 закона «О Национальной Гвардии штата San-Andreas». Руководящий состав вправе производить личный обыск военнослужащих при их увольнении либо переводе в другую государственную структуру на предмет сданного оружия, амуниции и спецсредств. Проведение обысков курсантов Академии сотрудниками MA или MCE не допускается; при необходимости обыск производится сотрудниками MP.</w:t>
+              <w:t xml:space="preserve">Военнослужащие подразделения Military Police (MP) вправе проводить плановый личный обыск военнослужащих SANG и их служебного транспорта не чаще одного раза в неделю, а также внеплановый обыск при наличии обоснованных подозрений в незаконном обороте предметов — исключительно по согласованию с Генералом SANG или его заместителями в соответствии с действующим законодательством штата San-Andreas. Руководящий состав вправе производить личный обыск военнослужащих при их увольнении либо переводе в другую государственную структуру на предмет сданного оружия, амуниции и спецсредств. Проведение обысков курсантов Академии сотрудниками MA или MCE не допускается; при необходимости обыск производится сотрудниками MP.</w:t>
             </w:r>
           </w:p>
         </w:tc>
@@ -1167,7 +1167,7 @@
                 <w:szCs w:val="24"/>
                 <w:shd w:val="clear" w:color="auto" w:fill="D9EAD3"/>
               </w:rPr>
-              <w:t xml:space="preserve">Военнослужащий SANG имеет право производить задержание лиц, совершивших правонарушение на территории охраняемых SANG объектов и прилегающей местности, а также при патрулировании штата в соответствии с действующим законодательством штата San-Andreas. Задержание производится в строгом соответствии со статьёй 17.3 Процессуального кодекса штата San-Andreas (надевание наручников, представление, разъяснение оснований, первичный обыск на оружие без права изъятия, видеофиксация) с незамедлительной доставкой в ближайший участок LSPD, LSCSD или штаб-квартиру FIB в срок не более 15 минут (с острова Кайо-Перико и авианосца — не более 30 минут) для передачи сотрудникам правоохранительных органов. Военнослужащие SANG права не разъясняют, допрос не проводят и изъятие оружия не осуществляют.</w:t>
+              <w:t xml:space="preserve">Военнослужащий SANG имеет право производить задержание лиц, совершивших правонарушение на территории охраняемых SANG объектов и прилегающей местности, а также при патрулировании штата в соответствии с действующим законодательством штата San-Andreas. Задержание производится в строгом соответствии с действующим законодательством штата San-Andreas (надевание наручников, представление, разъяснение оснований, первичный обыск на оружие без права изъятия, видеофиксация) с незамедлительной доставкой в ближайший участок LSPD, LSCSD или штаб-квартиру FIB в срок не более 15 минут (с острова Кайо-Перико и авианосца — не более 30 минут) для передачи сотрудникам правоохранительных органов. Военнослужащие SANG права не разъясняют, допрос не проводят и изъятие оружия не осуществляют.</w:t>
             </w:r>
           </w:p>
         </w:tc>
@@ -1525,7 +1525,7 @@
                 <w:szCs w:val="24"/>
                 <w:shd w:val="clear" w:color="auto" w:fill="D9EAD3"/>
               </w:rPr>
-              <w:t xml:space="preserve">военнослужащий обязан вести непрерывную видеофиксацию каждого задержания, применения оружия, спецсредств, физической силы и патрулирования, и хранить её не менее 72 часов с момента записи в соответствии с частью 5 статьи 10 закона «О Национальной Гвардии штата San-Andreas» и статьёй 32 Процессуального кодекса штата San-Andreas.</w:t>
+              <w:t xml:space="preserve">военнослужащий обязан вести непрерывную видеофиксацию каждого задержания, применения оружия, спецсредств, физической силы и патрулирования, и хранить её не менее 72 часов с момента записи в соответствии с действующим законодательством штата San-Andreas.</w:t>
             </w:r>
           </w:p>
           <w:p>
@@ -2863,7 +2863,7 @@
                 <w:szCs w:val="24"/>
                 <w:shd w:val="clear" w:color="auto" w:fill="D9EAD3"/>
               </w:rPr>
-              <w:t xml:space="preserve">Занесение военнослужащего в Чёрный список SANG осуществляется в порядке и по основаниям, предусмотренным Трудовым кодексом штата San-Andreas, с фиксацией срока. Бессрочный (неснимаемый) Чёрный список допускается исключительно на основании вступившего в законную силу обвинительного приговора суда.</w:t>
+              <w:t xml:space="preserve">Занесение военнослужащего в Чёрный список SANG осуществляется в порядке и по основаниям, предусмотренным действующим законодательством штата San-Andreas, с фиксацией срока. Бессрочный (неснимаемый) Чёрный список допускается исключительно на основании вступившего в законную силу обвинительного приговора суда.</w:t>
             </w:r>
           </w:p>
         </w:tc>
@@ -4710,7 +4710,7 @@
                 <w:szCs w:val="24"/>
                 <w:shd w:val="clear" w:color="auto" w:fill="D9EAD3"/>
               </w:rPr>
-              <w:t xml:space="preserve">Устав утверждён Генералом San-Andreas National Guard и утверждён Генеральным прокурором штата San-Andreas на основании части 1 статьи 41 Конституции штата San-Andreas.</w:t>
+              <w:t xml:space="preserve">Устав утверждён Генералом San-Andreas National Guard и утверждён Генеральным прокурором штата San-Andreas в соответствии с действующим законодательством штата San-Andreas.</w:t>
             </w:r>
           </w:p>
         </w:tc>
